--- a/internal_doc/03.开发设计/Story-sdbdpsdump工具.docx
+++ b/internal_doc/03.开发设计/Story-sdbdpsdump工具.docx
@@ -242,11 +242,6 @@
       </w:r>
     </w:p>
     <w:p>
-      <w:pPr>
-        <w:rPr>
-          <w:rFonts w:hint="eastAsia"/>
-        </w:rPr>
-      </w:pPr>
       <w:r>
         <w:rPr>
           <w:rFonts w:hint="eastAsia"/>
@@ -411,7 +406,7 @@
         <w:tblLook w:val="04A0"/>
       </w:tblPr>
       <w:tblGrid>
-        <w:gridCol w:w="1362"/>
+        <w:gridCol w:w="1151"/>
         <w:gridCol w:w="6700"/>
       </w:tblGrid>
       <w:tr>
@@ -657,7 +652,7 @@
                 <w:sz w:val="20"/>
                 <w:szCs w:val="20"/>
               </w:rPr>
-              <w:t>frompath</w:t>
+              <w:t>source</w:t>
             </w:r>
             <w:r>
               <w:rPr>
@@ -677,7 +672,7 @@
                 <w:sz w:val="20"/>
                 <w:szCs w:val="20"/>
               </w:rPr>
-              <w:t>fp</w:t>
+              <w:t>s</w:t>
             </w:r>
           </w:p>
         </w:tc>
@@ -788,7 +783,7 @@
                 <w:sz w:val="20"/>
                 <w:szCs w:val="20"/>
               </w:rPr>
-              <w:t>topath</w:t>
+              <w:t>output</w:t>
             </w:r>
             <w:r>
               <w:rPr>
@@ -808,7 +803,17 @@
                 <w:sz w:val="20"/>
                 <w:szCs w:val="20"/>
               </w:rPr>
-              <w:t>-tp</w:t>
+              <w:t>-</w:t>
+            </w:r>
+            <w:r>
+              <w:rPr>
+                <w:rFonts w:ascii="Arial" w:eastAsia="宋体" w:hAnsi="Arial" w:cs="Arial" w:hint="eastAsia"/>
+                <w:color w:val="000000"/>
+                <w:kern w:val="0"/>
+                <w:sz w:val="20"/>
+                <w:szCs w:val="20"/>
+              </w:rPr>
+              <w:t>o</w:t>
             </w:r>
           </w:p>
         </w:tc>
@@ -2007,7 +2012,19 @@
         <w:rPr>
           <w:rFonts w:hint="eastAsia"/>
         </w:rPr>
-        <w:t xml:space="preserve">sdbdpsdump --none  -fp ./replicalog/sequoiadbLog.0  -tp ./0.log </w:t>
+        <w:t>sdbdpsdump --none  -</w:t>
+      </w:r>
+      <w:r>
+        <w:rPr>
+          <w:rFonts w:hint="eastAsia"/>
+        </w:rPr>
+        <w:t>s</w:t>
+      </w:r>
+      <w:r>
+        <w:rPr>
+          <w:rFonts w:hint="eastAsia"/>
+        </w:rPr>
+        <w:t xml:space="preserve"> ./replicalog/sequoiadbLog.0  -tp ./0.log </w:t>
       </w:r>
     </w:p>
     <w:p>
@@ -2015,7 +2032,31 @@
         <w:rPr>
           <w:rFonts w:hint="eastAsia"/>
         </w:rPr>
-        <w:t xml:space="preserve">sdbdpsdump -m [ --meta ] -fp ./replicalog/  -tp ./0.log </w:t>
+        <w:t>sdbdpsdump -m [ --meta ] -</w:t>
+      </w:r>
+      <w:r>
+        <w:rPr>
+          <w:rFonts w:hint="eastAsia"/>
+        </w:rPr>
+        <w:t>s</w:t>
+      </w:r>
+      <w:r>
+        <w:rPr>
+          <w:rFonts w:hint="eastAsia"/>
+        </w:rPr>
+        <w:t xml:space="preserve"> ./replicalog/  -</w:t>
+      </w:r>
+      <w:r>
+        <w:rPr>
+          <w:rFonts w:hint="eastAsia"/>
+        </w:rPr>
+        <w:t>o</w:t>
+      </w:r>
+      <w:r>
+        <w:rPr>
+          <w:rFonts w:hint="eastAsia"/>
+        </w:rPr>
+        <w:t xml:space="preserve"> ./0.log </w:t>
       </w:r>
     </w:p>
     <w:p>
@@ -2028,7 +2069,31 @@
         <w:rPr>
           <w:rFonts w:hint="eastAsia"/>
         </w:rPr>
-        <w:t xml:space="preserve">sdbdpsdump -n [ --name ] cl_test -fp ./replicalog/sequoiadbLog.0  -tp ./0.log </w:t>
+        <w:t>sdbdpsdump -n [ --name ] cl_test -</w:t>
+      </w:r>
+      <w:r>
+        <w:rPr>
+          <w:rFonts w:hint="eastAsia"/>
+        </w:rPr>
+        <w:t>s</w:t>
+      </w:r>
+      <w:r>
+        <w:rPr>
+          <w:rFonts w:hint="eastAsia"/>
+        </w:rPr>
+        <w:t xml:space="preserve"> ./replicalog/sequoiadbLog.0  -</w:t>
+      </w:r>
+      <w:r>
+        <w:rPr>
+          <w:rFonts w:hint="eastAsia"/>
+        </w:rPr>
+        <w:t>o</w:t>
+      </w:r>
+      <w:r>
+        <w:rPr>
+          <w:rFonts w:hint="eastAsia"/>
+        </w:rPr>
+        <w:t xml:space="preserve"> ./0.log </w:t>
       </w:r>
     </w:p>
     <w:p>
@@ -2066,7 +2131,25 @@
         <w:rPr>
           <w:rFonts w:hint="eastAsia"/>
         </w:rPr>
-        <w:t xml:space="preserve"> -fp ./replicalog/sequoiadbLog.0  -tp ./0.log  </w:t>
+        <w:t xml:space="preserve"> -s</w:t>
+      </w:r>
+      <w:r>
+        <w:rPr>
+          <w:rFonts w:hint="eastAsia"/>
+        </w:rPr>
+        <w:t xml:space="preserve"> ./replicalog/sequoiadbLog.0  -</w:t>
+      </w:r>
+      <w:r>
+        <w:rPr>
+          <w:rFonts w:hint="eastAsia"/>
+        </w:rPr>
+        <w:t>o</w:t>
+      </w:r>
+      <w:r>
+        <w:rPr>
+          <w:rFonts w:hint="eastAsia"/>
+        </w:rPr>
+        <w:t xml:space="preserve"> ./0.log  </w:t>
       </w:r>
       <w:r>
         <w:t>–</w:t>
@@ -2122,7 +2205,31 @@
         <w:rPr>
           <w:rFonts w:hint="eastAsia"/>
         </w:rPr>
-        <w:t xml:space="preserve"> 1 -fp ./replicalog/sequoiadbLog.0  -tp ./0.log</w:t>
+        <w:t xml:space="preserve"> 1 -</w:t>
+      </w:r>
+      <w:r>
+        <w:rPr>
+          <w:rFonts w:hint="eastAsia"/>
+        </w:rPr>
+        <w:t>s</w:t>
+      </w:r>
+      <w:r>
+        <w:rPr>
+          <w:rFonts w:hint="eastAsia"/>
+        </w:rPr>
+        <w:t xml:space="preserve"> ./replicalog/sequoiadbLog.0  -</w:t>
+      </w:r>
+      <w:r>
+        <w:rPr>
+          <w:rFonts w:hint="eastAsia"/>
+        </w:rPr>
+        <w:t>o</w:t>
+      </w:r>
+      <w:r>
+        <w:rPr>
+          <w:rFonts w:hint="eastAsia"/>
+        </w:rPr>
+        <w:t xml:space="preserve"> ./0.log</w:t>
       </w:r>
     </w:p>
     <w:p/>

--- a/internal_doc/03.开发设计/Story-sdbdpsdump工具.docx
+++ b/internal_doc/03.开发设计/Story-sdbdpsdump工具.docx
@@ -307,7 +307,31 @@
         <w:rPr>
           <w:rFonts w:hint="eastAsia"/>
         </w:rPr>
-        <w:t>查看日志文件：起始日志文件，结束日志文件。起始</w:t>
+        <w:t>查看日志文件</w:t>
+      </w:r>
+      <w:r>
+        <w:rPr>
+          <w:rFonts w:hint="eastAsia"/>
+        </w:rPr>
+        <w:t>(</w:t>
+      </w:r>
+      <w:r>
+        <w:rPr>
+          <w:rFonts w:hint="eastAsia"/>
+        </w:rPr>
+        <w:t>元数据</w:t>
+      </w:r>
+      <w:r>
+        <w:rPr>
+          <w:rFonts w:hint="eastAsia"/>
+        </w:rPr>
+        <w:t>)</w:t>
+      </w:r>
+      <w:r>
+        <w:rPr>
+          <w:rFonts w:hint="eastAsia"/>
+        </w:rPr>
+        <w:t>：起始日志文件，结束日志文件。起始</w:t>
       </w:r>
       <w:r>
         <w:rPr>
@@ -369,13 +393,13 @@
         <w:rPr>
           <w:rFonts w:hint="eastAsia"/>
         </w:rPr>
-        <w:t>集合名词</w:t>
-      </w:r>
-      <w:r>
-        <w:rPr>
-          <w:rFonts w:hint="eastAsia"/>
-        </w:rPr>
-        <w:t xml:space="preserve"> </w:t>
+        <w:t>集合</w:t>
+      </w:r>
+      <w:r>
+        <w:rPr>
+          <w:rFonts w:hint="eastAsia"/>
+        </w:rPr>
+        <w:t>的名字，</w:t>
       </w:r>
       <w:r>
         <w:rPr>
@@ -384,7 +408,6 @@
         <w:t>进行记录的过滤。这三种类型检索可以混合使用。</w:t>
       </w:r>
     </w:p>
-    <w:p/>
     <w:tbl>
       <w:tblPr>
         <w:tblpPr w:leftFromText="180" w:rightFromText="180" w:vertAnchor="text" w:horzAnchor="page" w:tblpX="2305" w:tblpY="641"/>
@@ -407,7 +430,7 @@
       </w:tblPr>
       <w:tblGrid>
         <w:gridCol w:w="1151"/>
-        <w:gridCol w:w="6700"/>
+        <w:gridCol w:w="7305"/>
       </w:tblGrid>
       <w:tr>
         <w:trPr>
@@ -1186,7 +1209,27 @@
                 <w:sz w:val="20"/>
                 <w:szCs w:val="20"/>
               </w:rPr>
-              <w:t>none</w:t>
+              <w:t>last</w:t>
+            </w:r>
+            <w:r>
+              <w:rPr>
+                <w:rFonts w:ascii="Arial" w:eastAsia="宋体" w:hAnsi="Arial" w:cs="Arial" w:hint="eastAsia"/>
+                <w:color w:val="000000"/>
+                <w:kern w:val="0"/>
+                <w:sz w:val="20"/>
+                <w:szCs w:val="20"/>
+              </w:rPr>
+              <w:t>，</w:t>
+            </w:r>
+            <w:r>
+              <w:rPr>
+                <w:rFonts w:ascii="Arial" w:eastAsia="宋体" w:hAnsi="Arial" w:cs="Arial" w:hint="eastAsia"/>
+                <w:color w:val="000000"/>
+                <w:kern w:val="0"/>
+                <w:sz w:val="20"/>
+                <w:szCs w:val="20"/>
+              </w:rPr>
+              <w:t>-e</w:t>
             </w:r>
           </w:p>
         </w:tc>
@@ -1224,7 +1267,97 @@
                 <w:sz w:val="20"/>
                 <w:szCs w:val="20"/>
               </w:rPr>
-              <w:t>指定没有任何条件的记录过滤。</w:t>
+              <w:t>指定</w:t>
+            </w:r>
+            <w:r>
+              <w:rPr>
+                <w:rFonts w:ascii="Arial" w:eastAsia="宋体" w:hAnsi="Arial" w:cs="Arial" w:hint="eastAsia"/>
+                <w:color w:val="000000"/>
+                <w:kern w:val="0"/>
+                <w:sz w:val="20"/>
+                <w:szCs w:val="20"/>
+              </w:rPr>
+              <w:t>输出日志文件的最后</w:t>
+            </w:r>
+            <w:r>
+              <w:rPr>
+                <w:rFonts w:ascii="Arial" w:eastAsia="宋体" w:hAnsi="Arial" w:cs="Arial" w:hint="eastAsia"/>
+                <w:color w:val="000000"/>
+                <w:kern w:val="0"/>
+                <w:sz w:val="20"/>
+                <w:szCs w:val="20"/>
+              </w:rPr>
+              <w:t>n</w:t>
+            </w:r>
+            <w:r>
+              <w:rPr>
+                <w:rFonts w:ascii="Arial" w:eastAsia="宋体" w:hAnsi="Arial" w:cs="Arial" w:hint="eastAsia"/>
+                <w:color w:val="000000"/>
+                <w:kern w:val="0"/>
+                <w:sz w:val="20"/>
+                <w:szCs w:val="20"/>
+              </w:rPr>
+              <w:t>条记录，如果不足</w:t>
+            </w:r>
+            <w:r>
+              <w:rPr>
+                <w:rFonts w:ascii="Arial" w:eastAsia="宋体" w:hAnsi="Arial" w:cs="Arial" w:hint="eastAsia"/>
+                <w:color w:val="000000"/>
+                <w:kern w:val="0"/>
+                <w:sz w:val="20"/>
+                <w:szCs w:val="20"/>
+              </w:rPr>
+              <w:t>n</w:t>
+            </w:r>
+            <w:r>
+              <w:rPr>
+                <w:rFonts w:ascii="Arial" w:eastAsia="宋体" w:hAnsi="Arial" w:cs="Arial" w:hint="eastAsia"/>
+                <w:color w:val="000000"/>
+                <w:kern w:val="0"/>
+                <w:sz w:val="20"/>
+                <w:szCs w:val="20"/>
+              </w:rPr>
+              <w:t>条，或有其他过滤条件，输出条数可能小于输入指定的条数</w:t>
+            </w:r>
+            <w:r>
+              <w:rPr>
+                <w:rFonts w:ascii="Arial" w:eastAsia="宋体" w:hAnsi="Arial" w:cs="Arial" w:hint="eastAsia"/>
+                <w:color w:val="000000"/>
+                <w:kern w:val="0"/>
+                <w:sz w:val="20"/>
+                <w:szCs w:val="20"/>
+              </w:rPr>
+              <w:t>。</w:t>
+            </w:r>
+            <w:r>
+              <w:rPr>
+                <w:rFonts w:ascii="Arial" w:eastAsia="宋体" w:hAnsi="Arial" w:cs="Arial" w:hint="eastAsia"/>
+                <w:color w:val="000000"/>
+                <w:kern w:val="0"/>
+                <w:sz w:val="20"/>
+                <w:szCs w:val="20"/>
+              </w:rPr>
+              <w:t>不能</w:t>
+            </w:r>
+            <w:r>
+              <w:rPr>
+                <w:rFonts w:ascii="Arial" w:eastAsia="宋体" w:hAnsi="Arial" w:cs="Arial" w:hint="eastAsia"/>
+                <w:color w:val="000000"/>
+                <w:kern w:val="0"/>
+                <w:sz w:val="20"/>
+                <w:szCs w:val="20"/>
+              </w:rPr>
+              <w:t>--lsn/-l</w:t>
+            </w:r>
+            <w:r>
+              <w:rPr>
+                <w:rFonts w:ascii="Arial" w:eastAsia="宋体" w:hAnsi="Arial" w:cs="Arial" w:hint="eastAsia"/>
+                <w:color w:val="000000"/>
+                <w:kern w:val="0"/>
+                <w:sz w:val="20"/>
+                <w:szCs w:val="20"/>
+              </w:rPr>
+              <w:t>联合使用</w:t>
             </w:r>
           </w:p>
         </w:tc>
@@ -1833,13 +1966,13 @@
             </w:pPr>
             <w:r>
               <w:rPr>
-                <w:rFonts w:ascii="Arial" w:eastAsia="宋体" w:hAnsi="Arial" w:cs="Arial"/>
-                <w:color w:val="000000"/>
-                <w:kern w:val="0"/>
-                <w:sz w:val="20"/>
-                <w:szCs w:val="20"/>
-              </w:rPr>
-              <w:t>指定</w:t>
+                <w:rFonts w:ascii="Arial" w:eastAsia="宋体" w:hAnsi="Arial" w:cs="Arial" w:hint="eastAsia"/>
+                <w:color w:val="000000"/>
+                <w:kern w:val="0"/>
+                <w:sz w:val="20"/>
+                <w:szCs w:val="20"/>
+              </w:rPr>
+              <w:t>查看当前</w:t>
             </w:r>
             <w:r>
               <w:rPr>
@@ -1996,72 +2129,39 @@
         <w:rPr>
           <w:rFonts w:hint="eastAsia"/>
         </w:rPr>
+        <w:t>./</w:t>
+      </w:r>
+      <w:r>
+        <w:rPr>
+          <w:rFonts w:hint="eastAsia"/>
+        </w:rPr>
         <w:t>sdbdpsdump -h [ --help ]</w:t>
-      </w:r>
-    </w:p>
-    <w:p>
-      <w:r>
-        <w:rPr>
-          <w:rFonts w:hint="eastAsia"/>
-        </w:rPr>
-        <w:t>sdbdpsdump -v [ --version ]</w:t>
-      </w:r>
-    </w:p>
-    <w:p>
-      <w:r>
-        <w:rPr>
-          <w:rFonts w:hint="eastAsia"/>
-        </w:rPr>
-        <w:t>sdbdpsdump --none  -</w:t>
-      </w:r>
-      <w:r>
-        <w:rPr>
-          <w:rFonts w:hint="eastAsia"/>
-        </w:rPr>
-        <w:t>s</w:t>
-      </w:r>
-      <w:r>
-        <w:rPr>
-          <w:rFonts w:hint="eastAsia"/>
-        </w:rPr>
-        <w:t xml:space="preserve"> ./replicalog/sequoiadbLog.0  -tp ./0.log </w:t>
-      </w:r>
-    </w:p>
-    <w:p>
-      <w:r>
-        <w:rPr>
-          <w:rFonts w:hint="eastAsia"/>
-        </w:rPr>
-        <w:t>sdbdpsdump -m [ --meta ] -</w:t>
-      </w:r>
-      <w:r>
-        <w:rPr>
-          <w:rFonts w:hint="eastAsia"/>
-        </w:rPr>
-        <w:t>s</w:t>
-      </w:r>
-      <w:r>
-        <w:rPr>
-          <w:rFonts w:hint="eastAsia"/>
-        </w:rPr>
-        <w:t xml:space="preserve"> ./replicalog/  -</w:t>
-      </w:r>
-      <w:r>
-        <w:rPr>
-          <w:rFonts w:hint="eastAsia"/>
-        </w:rPr>
-        <w:t>o</w:t>
-      </w:r>
-      <w:r>
-        <w:rPr>
-          <w:rFonts w:hint="eastAsia"/>
-        </w:rPr>
-        <w:t xml:space="preserve"> ./0.log </w:t>
       </w:r>
     </w:p>
     <w:p>
       <w:pPr>
-        <w:ind w:left="0"/>
+        <w:rPr>
+          <w:rFonts w:hint="eastAsia"/>
+        </w:rPr>
+      </w:pPr>
+      <w:r>
+        <w:rPr>
+          <w:rFonts w:hint="eastAsia"/>
+        </w:rPr>
+        <w:t>./</w:t>
+      </w:r>
+      <w:r>
+        <w:rPr>
+          <w:rFonts w:hint="eastAsia"/>
+        </w:rPr>
+        <w:t>sdbdpsdump -v [ --version ]</w:t>
+      </w:r>
+    </w:p>
+    <w:p>
+      <w:pPr>
+        <w:rPr>
+          <w:rFonts w:hint="eastAsia"/>
+        </w:rPr>
       </w:pPr>
     </w:p>
     <w:p>
@@ -2069,69 +2169,95 @@
         <w:rPr>
           <w:rFonts w:hint="eastAsia"/>
         </w:rPr>
-        <w:t>sdbdpsdump -n [ --name ] cl_test -</w:t>
-      </w:r>
-      <w:r>
-        <w:rPr>
-          <w:rFonts w:hint="eastAsia"/>
-        </w:rPr>
-        <w:t>s</w:t>
-      </w:r>
-      <w:r>
-        <w:rPr>
-          <w:rFonts w:hint="eastAsia"/>
-        </w:rPr>
-        <w:t xml:space="preserve"> ./replicalog/sequoiadbLog.0  -</w:t>
-      </w:r>
-      <w:r>
-        <w:rPr>
-          <w:rFonts w:hint="eastAsia"/>
-        </w:rPr>
-        <w:t>o</w:t>
-      </w:r>
-      <w:r>
-        <w:rPr>
-          <w:rFonts w:hint="eastAsia"/>
-        </w:rPr>
-        <w:t xml:space="preserve"> ./0.log </w:t>
+        <w:t>输出指定文件</w:t>
+      </w:r>
+      <w:r>
+        <w:rPr>
+          <w:rFonts w:hint="eastAsia"/>
+        </w:rPr>
+        <w:t>sequoiadbLog.0</w:t>
+      </w:r>
+      <w:r>
+        <w:rPr>
+          <w:rFonts w:hint="eastAsia"/>
+        </w:rPr>
+        <w:t>最后</w:t>
+      </w:r>
+      <w:r>
+        <w:rPr>
+          <w:rFonts w:hint="eastAsia"/>
+        </w:rPr>
+        <w:t>10</w:t>
+      </w:r>
+      <w:r>
+        <w:rPr>
+          <w:rFonts w:hint="eastAsia"/>
+        </w:rPr>
+        <w:t>条记录到指定</w:t>
+      </w:r>
+      <w:r>
+        <w:rPr>
+          <w:rFonts w:hint="eastAsia"/>
+        </w:rPr>
+        <w:t xml:space="preserve"> </w:t>
+      </w:r>
+      <w:r>
+        <w:rPr>
+          <w:rFonts w:hint="eastAsia"/>
+        </w:rPr>
+        <w:t>的</w:t>
+      </w:r>
+      <w:r>
+        <w:rPr>
+          <w:rFonts w:hint="eastAsia"/>
+        </w:rPr>
+        <w:t>0.log</w:t>
+      </w:r>
+      <w:r>
+        <w:rPr>
+          <w:rFonts w:hint="eastAsia"/>
+        </w:rPr>
+        <w:t>中</w:t>
       </w:r>
     </w:p>
     <w:p>
-      <w:r>
-        <w:rPr>
-          <w:rFonts w:hint="eastAsia"/>
-        </w:rPr>
-        <w:t>sdbdpsdump -</w:t>
-      </w:r>
-      <w:r>
-        <w:rPr>
-          <w:rFonts w:hint="eastAsia"/>
-        </w:rPr>
-        <w:t>l</w:t>
-      </w:r>
-      <w:r>
-        <w:rPr>
-          <w:rFonts w:hint="eastAsia"/>
-        </w:rPr>
-        <w:t xml:space="preserve"> [ --</w:t>
-      </w:r>
-      <w:r>
-        <w:rPr>
-          <w:rFonts w:hint="eastAsia"/>
-        </w:rPr>
-        <w:t>lsn</w:t>
-      </w:r>
-      <w:r>
-        <w:rPr>
-          <w:rFonts w:hint="eastAsia"/>
-        </w:rPr>
-        <w:t xml:space="preserve"> ]</w:t>
-      </w:r>
-      <w:r>
-        <w:rPr>
-          <w:rFonts w:hint="eastAsia"/>
-        </w:rPr>
-        <w:t xml:space="preserve"> -s</w:t>
+      <w:pPr>
+        <w:rPr>
+          <w:rFonts w:hint="eastAsia"/>
+        </w:rPr>
+      </w:pPr>
+      <w:r>
+        <w:rPr>
+          <w:rFonts w:hint="eastAsia"/>
+        </w:rPr>
+        <w:t>./</w:t>
+      </w:r>
+      <w:r>
+        <w:rPr>
+          <w:rFonts w:hint="eastAsia"/>
+        </w:rPr>
+        <w:t xml:space="preserve">sdbdpsdump </w:t>
+      </w:r>
+      <w:r>
+        <w:t>–</w:t>
+      </w:r>
+      <w:r>
+        <w:rPr>
+          <w:rFonts w:hint="eastAsia"/>
+        </w:rPr>
+        <w:t>e 10</w:t>
+      </w:r>
+      <w:r>
+        <w:rPr>
+          <w:rFonts w:hint="eastAsia"/>
+        </w:rPr>
+        <w:t xml:space="preserve">  -</w:t>
+      </w:r>
+      <w:r>
+        <w:rPr>
+          <w:rFonts w:hint="eastAsia"/>
+        </w:rPr>
+        <w:t>s</w:t>
       </w:r>
       <w:r>
         <w:rPr>
@@ -2149,25 +2275,7 @@
         <w:rPr>
           <w:rFonts w:hint="eastAsia"/>
         </w:rPr>
-        <w:t xml:space="preserve"> ./0.log  </w:t>
-      </w:r>
-      <w:r>
-        <w:t>–</w:t>
-      </w:r>
-      <w:r>
-        <w:rPr>
-          <w:rFonts w:hint="eastAsia"/>
-        </w:rPr>
-        <w:t xml:space="preserve">a 10 </w:t>
-      </w:r>
-      <w:r>
-        <w:t>–</w:t>
-      </w:r>
-      <w:r>
-        <w:rPr>
-          <w:rFonts w:hint="eastAsia"/>
-        </w:rPr>
-        <w:t>b 10</w:t>
+        <w:t xml:space="preserve"> ./0.log </w:t>
       </w:r>
     </w:p>
     <w:p>
@@ -2175,37 +2283,357 @@
         <w:rPr>
           <w:rFonts w:hint="eastAsia"/>
         </w:rPr>
+        <w:t>把指定</w:t>
+      </w:r>
+      <w:r>
+        <w:rPr>
+          <w:rFonts w:hint="eastAsia"/>
+        </w:rPr>
+        <w:t>目录下日志文件的元数据</w:t>
+      </w:r>
+      <w:r>
+        <w:rPr>
+          <w:rFonts w:hint="eastAsia"/>
+        </w:rPr>
+        <w:t>信息输出到</w:t>
+      </w:r>
+      <w:r>
+        <w:rPr>
+          <w:rFonts w:hint="eastAsia"/>
+        </w:rPr>
+        <w:t>0.log</w:t>
+      </w:r>
+    </w:p>
+    <w:p>
+      <w:pPr>
+        <w:rPr>
+          <w:rFonts w:hint="eastAsia"/>
+        </w:rPr>
+      </w:pPr>
+      <w:r>
+        <w:rPr>
+          <w:rFonts w:hint="eastAsia"/>
+        </w:rPr>
+        <w:t>./</w:t>
+      </w:r>
+      <w:r>
+        <w:rPr>
+          <w:rFonts w:hint="eastAsia"/>
+        </w:rPr>
+        <w:t>sdbdpsdump -m</w:t>
+      </w:r>
+      <w:r>
+        <w:rPr>
+          <w:rFonts w:hint="eastAsia"/>
+        </w:rPr>
+        <w:t xml:space="preserve"> -</w:t>
+      </w:r>
+      <w:r>
+        <w:rPr>
+          <w:rFonts w:hint="eastAsia"/>
+        </w:rPr>
+        <w:t>s</w:t>
+      </w:r>
+      <w:r>
+        <w:rPr>
+          <w:rFonts w:hint="eastAsia"/>
+        </w:rPr>
+        <w:t xml:space="preserve"> ./replicalog/  -</w:t>
+      </w:r>
+      <w:r>
+        <w:rPr>
+          <w:rFonts w:hint="eastAsia"/>
+        </w:rPr>
+        <w:t>o</w:t>
+      </w:r>
+      <w:r>
+        <w:rPr>
+          <w:rFonts w:hint="eastAsia"/>
+        </w:rPr>
+        <w:t xml:space="preserve"> ./0.log </w:t>
+      </w:r>
+    </w:p>
+    <w:p>
+      <w:r>
+        <w:rPr>
+          <w:rFonts w:hint="eastAsia"/>
+        </w:rPr>
+        <w:t>把名字包含</w:t>
+      </w:r>
+      <w:r>
+        <w:rPr>
+          <w:rFonts w:hint="eastAsia"/>
+        </w:rPr>
+        <w:t>cl_test</w:t>
+      </w:r>
+      <w:r>
+        <w:rPr>
+          <w:rFonts w:hint="eastAsia"/>
+        </w:rPr>
+        <w:t>字符的集合空间或集合中的</w:t>
+      </w:r>
+      <w:r>
+        <w:rPr>
+          <w:rFonts w:hint="eastAsia"/>
+        </w:rPr>
+        <w:t xml:space="preserve"> </w:t>
+      </w:r>
+      <w:r>
+        <w:rPr>
+          <w:rFonts w:hint="eastAsia"/>
+        </w:rPr>
+        <w:t>记录打屏输出</w:t>
+      </w:r>
+    </w:p>
+    <w:p>
+      <w:pPr>
+        <w:rPr>
+          <w:rFonts w:hint="eastAsia"/>
+        </w:rPr>
+      </w:pPr>
+      <w:r>
+        <w:rPr>
+          <w:rFonts w:hint="eastAsia"/>
+        </w:rPr>
+        <w:t>./</w:t>
+      </w:r>
+      <w:r>
+        <w:rPr>
+          <w:rFonts w:hint="eastAsia"/>
+        </w:rPr>
+        <w:t xml:space="preserve">sdbdpsdump </w:t>
+      </w:r>
+      <w:r>
+        <w:t>–</w:t>
+      </w:r>
+      <w:r>
+        <w:rPr>
+          <w:rFonts w:hint="eastAsia"/>
+        </w:rPr>
+        <w:t>n</w:t>
+      </w:r>
+      <w:r>
+        <w:rPr>
+          <w:rFonts w:hint="eastAsia"/>
+        </w:rPr>
+        <w:t xml:space="preserve"> </w:t>
+      </w:r>
+      <w:r>
+        <w:rPr>
+          <w:rFonts w:hint="eastAsia"/>
+        </w:rPr>
+        <w:t>cl_test -</w:t>
+      </w:r>
+      <w:r>
+        <w:rPr>
+          <w:rFonts w:hint="eastAsia"/>
+        </w:rPr>
+        <w:t>s</w:t>
+      </w:r>
+      <w:r>
+        <w:rPr>
+          <w:rFonts w:hint="eastAsia"/>
+        </w:rPr>
+        <w:t xml:space="preserve"> ./replicalog/sequoiadbLog.0</w:t>
+      </w:r>
+    </w:p>
+    <w:p>
+      <w:r>
+        <w:rPr>
+          <w:rFonts w:hint="eastAsia"/>
+        </w:rPr>
+        <w:t>打屏（查看）从</w:t>
+      </w:r>
+      <w:r>
+        <w:rPr>
+          <w:rFonts w:hint="eastAsia"/>
+        </w:rPr>
+        <w:t>sequoiadbLog.0</w:t>
+      </w:r>
+      <w:r>
+        <w:rPr>
+          <w:rFonts w:hint="eastAsia"/>
+        </w:rPr>
+        <w:t>中指定偏移记录的前</w:t>
+      </w:r>
+      <w:r>
+        <w:rPr>
+          <w:rFonts w:hint="eastAsia"/>
+        </w:rPr>
+        <w:t>10</w:t>
+      </w:r>
+      <w:r>
+        <w:rPr>
+          <w:rFonts w:hint="eastAsia"/>
+        </w:rPr>
+        <w:t>条记录及后</w:t>
+      </w:r>
+      <w:r>
+        <w:rPr>
+          <w:rFonts w:hint="eastAsia"/>
+        </w:rPr>
+        <w:t>10</w:t>
+      </w:r>
+      <w:r>
+        <w:rPr>
+          <w:rFonts w:hint="eastAsia"/>
+        </w:rPr>
+        <w:t>条记录</w:t>
+      </w:r>
+    </w:p>
+    <w:p>
+      <w:pPr>
+        <w:rPr>
+          <w:rFonts w:hint="eastAsia"/>
+        </w:rPr>
+      </w:pPr>
+      <w:r>
+        <w:rPr>
+          <w:rFonts w:hint="eastAsia"/>
+        </w:rPr>
+        <w:t>./</w:t>
+      </w:r>
+      <w:r>
+        <w:rPr>
+          <w:rFonts w:hint="eastAsia"/>
+        </w:rPr>
         <w:t>sdbdpsdump -</w:t>
       </w:r>
       <w:r>
         <w:rPr>
           <w:rFonts w:hint="eastAsia"/>
         </w:rPr>
-        <w:t>t</w:t>
-      </w:r>
-      <w:r>
-        <w:rPr>
-          <w:rFonts w:hint="eastAsia"/>
-        </w:rPr>
-        <w:t xml:space="preserve"> [ --</w:t>
-      </w:r>
-      <w:r>
-        <w:rPr>
-          <w:rFonts w:hint="eastAsia"/>
-        </w:rPr>
-        <w:t>type</w:t>
-      </w:r>
-      <w:r>
-        <w:rPr>
-          <w:rFonts w:hint="eastAsia"/>
-        </w:rPr>
-        <w:t xml:space="preserve"> ]</w:t>
-      </w:r>
-      <w:r>
-        <w:rPr>
-          <w:rFonts w:hint="eastAsia"/>
-        </w:rPr>
-        <w:t xml:space="preserve"> 1 -</w:t>
+        <w:t>l</w:t>
+      </w:r>
+      <w:r>
+        <w:rPr>
+          <w:rFonts w:hint="eastAsia"/>
+        </w:rPr>
+        <w:t xml:space="preserve"> </w:t>
+      </w:r>
+      <w:r>
+        <w:rPr>
+          <w:rFonts w:hint="eastAsia"/>
+        </w:rPr>
+        <w:t>220</w:t>
+      </w:r>
+      <w:r>
+        <w:rPr>
+          <w:rFonts w:hint="eastAsia"/>
+        </w:rPr>
+        <w:t xml:space="preserve"> -s</w:t>
+      </w:r>
+      <w:r>
+        <w:rPr>
+          <w:rFonts w:hint="eastAsia"/>
+        </w:rPr>
+        <w:t xml:space="preserve"> ./replicalog/sequoiadbLog.0</w:t>
+      </w:r>
+      <w:r>
+        <w:rPr>
+          <w:rFonts w:hint="eastAsia"/>
+        </w:rPr>
+        <w:t xml:space="preserve"> </w:t>
+      </w:r>
+      <w:r>
+        <w:rPr>
+          <w:rFonts w:hint="eastAsia"/>
+        </w:rPr>
+        <w:t xml:space="preserve"> </w:t>
+      </w:r>
+      <w:r>
+        <w:t>–</w:t>
+      </w:r>
+      <w:r>
+        <w:rPr>
+          <w:rFonts w:hint="eastAsia"/>
+        </w:rPr>
+        <w:t xml:space="preserve">a 10 </w:t>
+      </w:r>
+      <w:r>
+        <w:t>–</w:t>
+      </w:r>
+      <w:r>
+        <w:rPr>
+          <w:rFonts w:hint="eastAsia"/>
+        </w:rPr>
+        <w:t>b 10</w:t>
+      </w:r>
+    </w:p>
+    <w:p>
+      <w:r>
+        <w:rPr>
+          <w:rFonts w:hint="eastAsia"/>
+        </w:rPr>
+        <w:t>打屏查看</w:t>
+      </w:r>
+      <w:r>
+        <w:rPr>
+          <w:rFonts w:hint="eastAsia"/>
+        </w:rPr>
+        <w:t>sequoiadbLog.0</w:t>
+      </w:r>
+      <w:r>
+        <w:rPr>
+          <w:rFonts w:hint="eastAsia"/>
+        </w:rPr>
+        <w:t>中，类型为</w:t>
+      </w:r>
+      <w:r>
+        <w:rPr>
+          <w:rFonts w:hint="eastAsia"/>
+        </w:rPr>
+        <w:t>1</w:t>
+      </w:r>
+      <w:r>
+        <w:rPr>
+          <w:rFonts w:hint="eastAsia"/>
+        </w:rPr>
+        <w:t>（</w:t>
+      </w:r>
+      <w:r>
+        <w:rPr>
+          <w:rFonts w:hint="eastAsia"/>
+        </w:rPr>
+        <w:t>INSERT</w:t>
+      </w:r>
+      <w:r>
+        <w:rPr>
+          <w:rFonts w:hint="eastAsia"/>
+        </w:rPr>
+        <w:t>）</w:t>
+      </w:r>
+      <w:r>
+        <w:rPr>
+          <w:rFonts w:hint="eastAsia"/>
+        </w:rPr>
+        <w:t xml:space="preserve"> </w:t>
+      </w:r>
+      <w:r>
+        <w:rPr>
+          <w:rFonts w:hint="eastAsia"/>
+        </w:rPr>
+        <w:t>的记录</w:t>
+      </w:r>
+    </w:p>
+    <w:p>
+      <w:r>
+        <w:rPr>
+          <w:rFonts w:hint="eastAsia"/>
+        </w:rPr>
+        <w:t>./</w:t>
+      </w:r>
+      <w:r>
+        <w:rPr>
+          <w:rFonts w:hint="eastAsia"/>
+        </w:rPr>
+        <w:t>sdbdpsdump -</w:t>
+      </w:r>
+      <w:r>
+        <w:rPr>
+          <w:rFonts w:hint="eastAsia"/>
+        </w:rPr>
+        <w:t>t 1 -</w:t>
       </w:r>
       <w:r>
         <w:rPr>
@@ -2217,19 +2645,7 @@
         <w:rPr>
           <w:rFonts w:hint="eastAsia"/>
         </w:rPr>
-        <w:t xml:space="preserve"> ./replicalog/sequoiadbLog.0  -</w:t>
-      </w:r>
-      <w:r>
-        <w:rPr>
-          <w:rFonts w:hint="eastAsia"/>
-        </w:rPr>
-        <w:t>o</w:t>
-      </w:r>
-      <w:r>
-        <w:rPr>
-          <w:rFonts w:hint="eastAsia"/>
-        </w:rPr>
-        <w:t xml:space="preserve"> ./0.log</w:t>
+        <w:t xml:space="preserve"> ./replicalog/sequoiadbLog.0</w:t>
       </w:r>
     </w:p>
     <w:p/>
@@ -2244,7 +2660,19 @@
         <w:rPr>
           <w:rFonts w:hint="eastAsia"/>
         </w:rPr>
-        <w:t>可以混合使用</w:t>
+        <w:t>可以</w:t>
+      </w:r>
+      <w:r>
+        <w:rPr>
+          <w:rFonts w:hint="eastAsia"/>
+        </w:rPr>
+        <w:t>联</w:t>
+      </w:r>
+      <w:r>
+        <w:rPr>
+          <w:rFonts w:hint="eastAsia"/>
+        </w:rPr>
+        <w:t>合使用</w:t>
       </w:r>
     </w:p>
     <w:p>
@@ -3065,7 +3493,6 @@
         <w:rPr>
           <w:rFonts w:hint="eastAsia"/>
         </w:rPr>
-        <w:lastRenderedPageBreak/>
         <w:t>Story</w:t>
       </w:r>
       <w:r>
